--- a/CCF/CCF PRA/EXP10.docx
+++ b/CCF/CCF PRA/EXP10.docx
@@ -413,7 +413,7 @@
       <w:r>
         <w:drawing>
           <wp:inline xmlns:a="http://schemas.openxmlformats.org/drawingml/2006/main" xmlns:pic="http://schemas.openxmlformats.org/drawingml/2006/picture">
-            <wp:extent cx="5486400" cy="3122918"/>
+            <wp:extent cx="5486400" cy="2710927"/>
             <wp:docPr id="3" name="Picture 3"/>
             <wp:cNvGraphicFramePr>
               <a:graphicFrameLocks noChangeAspect="1"/>
@@ -434,7 +434,7 @@
                   <pic:spPr>
                     <a:xfrm>
                       <a:off x="0" y="0"/>
-                      <a:ext cx="5486400" cy="3122918"/>
+                      <a:ext cx="5486400" cy="2710927"/>
                     </a:xfrm>
                     <a:prstGeom prst="rect"/>
                   </pic:spPr>
@@ -475,7 +475,7 @@
       <w:r>
         <w:drawing>
           <wp:inline xmlns:a="http://schemas.openxmlformats.org/drawingml/2006/main" xmlns:pic="http://schemas.openxmlformats.org/drawingml/2006/picture">
-            <wp:extent cx="5486400" cy="3253391"/>
+            <wp:extent cx="5486400" cy="3227294"/>
             <wp:docPr id="4" name="Picture 4"/>
             <wp:cNvGraphicFramePr>
               <a:graphicFrameLocks noChangeAspect="1"/>
@@ -496,7 +496,7 @@
                   <pic:spPr>
                     <a:xfrm>
                       <a:off x="0" y="0"/>
-                      <a:ext cx="5486400" cy="3253391"/>
+                      <a:ext cx="5486400" cy="3227294"/>
                     </a:xfrm>
                     <a:prstGeom prst="rect"/>
                   </pic:spPr>
